--- a/livrables/L3-documentation-de-passation/L3-Documentation-de-passation-NeoTravel.docx
+++ b/livrables/L3-documentation-de-passation/L3-Documentation-de-passation-NeoTravel.docx
@@ -204,7 +204,7 @@
         <w:t xml:space="preserve">vivre et d’évoluer sans ses créateurs</w:t>
       </w:r>
       <w:r>
-        <w:t xml:space="preserve">. Elle comporte deux parties complémentaires :</w:t>
+        <w:t xml:space="preserve">. Elle s’organise en quatre parties complémentaires, chacune destinée à un public précis et résumées dans le tableau ci-dessous :</w:t>
       </w:r>
     </w:p>
     <w:tbl>
@@ -732,6 +732,14 @@
         <w:t xml:space="preserve">A.2 Carte des documents</w:t>
       </w:r>
     </w:p>
+    <w:p>
+      <w:pPr>
+        <w:spacing w:after="120"/>
+      </w:pPr>
+      <w:r>
+        <w:t xml:space="preserve">Le tableau ci-dessous oriente vers le bon document selon ce que l’on cherche à faire, pour éviter de tout lire en bloc.</w:t>
+      </w:r>
+    </w:p>
     <w:tbl>
       <w:tblPr>
         <w:tblW w:type="dxa" w:w="9360"/>
@@ -1484,6 +1492,14 @@
         <w:t xml:space="preserve">A.5 Carte du code (où se trouve quoi)</w:t>
       </w:r>
     </w:p>
+    <w:p>
+      <w:pPr>
+        <w:spacing w:after="120"/>
+      </w:pPr>
+      <w:r>
+        <w:t xml:space="preserve">Le tableau suivant situe, dossier par dossier, où se trouve quoi dans le code, afin de localiser rapidement la partie à faire évoluer.</w:t>
+      </w:r>
+    </w:p>
     <w:tbl>
       <w:tblPr>
         <w:tblW w:type="dxa" w:w="9360"/>
@@ -2007,6 +2023,14 @@
         <w:t xml:space="preserve">B.1 Les termes clés, expliqués simplement</w:t>
       </w:r>
     </w:p>
+    <w:p>
+      <w:pPr>
+        <w:spacing w:after="120"/>
+      </w:pPr>
+      <w:r>
+        <w:t xml:space="preserve">Le tableau ci-dessous traduit en mots simples les termes que l’on rencontre dans l’outil et la documentation, sans jargon technique.</w:t>
+      </w:r>
+    </w:p>
     <w:tbl>
       <w:tblPr>
         <w:tblW w:type="dxa" w:w="9360"/>
@@ -2655,6 +2679,14 @@
         <w:t xml:space="preserve">.</w:t>
       </w:r>
     </w:p>
+    <w:p>
+      <w:pPr>
+        <w:spacing w:after="120"/>
+      </w:pPr>
+      <w:r>
+        <w:t xml:space="preserve">Le tableau ci-dessous regroupe les actions les plus courantes et la manière de les réaliser depuis le dashboard.</w:t>
+      </w:r>
+    </w:p>
     <w:tbl>
       <w:tblPr>
         <w:tblW w:type="dxa" w:w="9360"/>
@@ -3187,6 +3219,14 @@
         <w:t xml:space="preserve">B.3 Les 7 situations gérées</w:t>
       </w:r>
     </w:p>
+    <w:p>
+      <w:pPr>
+        <w:spacing w:after="120"/>
+      </w:pPr>
+      <w:r>
+        <w:t xml:space="preserve">Le tableau suivant décrit les sept situations commerciales que l’outil sait gérer et le comportement attendu pour chacune.</w:t>
+      </w:r>
+    </w:p>
     <w:tbl>
       <w:tblPr>
         <w:tblW w:type="dxa" w:w="9360"/>
@@ -3945,6 +3985,14 @@
       </w:pPr>
       <w:r>
         <w:t xml:space="preserve">D.2 Backlog priorisé des évolutions</w:t>
+      </w:r>
+    </w:p>
+    <w:p>
+      <w:pPr>
+        <w:spacing w:after="120"/>
+      </w:pPr>
+      <w:r>
+        <w:t xml:space="preserve">Le tableau ci-dessous liste les évolutions envisagées, priorisées de P1 (la plus utile à court terme) à P3, avec le bénéfice attendu pour chacune.</w:t>
       </w:r>
     </w:p>
     <w:tbl>

--- a/livrables/L3-documentation-de-passation/L3-Documentation-de-passation-NeoTravel.docx
+++ b/livrables/L3-documentation-de-passation/L3-Documentation-de-passation-NeoTravel.docx
@@ -2381,7 +2381,7 @@
                 <w:bCs w:val="false"/>
                 <w:color w:val="000000"/>
               </w:rPr>
-              <w:t xml:space="preserve">Une demande trop grosse (&gt; 85 passagers) ou atypique : l’outil passe la main à un commercial.</w:t>
+              <w:t xml:space="preserve">Une demande trop grosse (&gt; 55 passagers) ou atypique : l’outil passe la main à un commercial.</w:t>
             </w:r>
           </w:p>
         </w:tc>
@@ -3760,7 +3760,7 @@
         <w:spacing w:after="60"/>
       </w:pPr>
       <w:r>
-        <w:t xml:space="preserve">Seuil d’escalade (85 pax) : seuil_escalade_passagers dans les matrices.</w:t>
+        <w:t xml:space="preserve">Seuil d’escalade (55 pax) : seuil_escalade_passagers dans les matrices.</w:t>
       </w:r>
     </w:p>
     <w:p>

--- a/livrables/L3-documentation-de-passation/L3-Documentation-de-passation-NeoTravel.docx
+++ b/livrables/L3-documentation-de-passation/L3-Documentation-de-passation-NeoTravel.docx
@@ -2381,7 +2381,7 @@
                 <w:bCs w:val="false"/>
                 <w:color w:val="000000"/>
               </w:rPr>
-              <w:t xml:space="preserve">Une demande trop grosse (&gt; 55 passagers) ou atypique : l’outil passe la main à un commercial.</w:t>
+              <w:t xml:space="preserve">Une demande trop grosse (&gt; 85 passagers) ou atypique : l’outil passe la main à un commercial.</w:t>
             </w:r>
           </w:p>
         </w:tc>
@@ -3760,7 +3760,7 @@
         <w:spacing w:after="60"/>
       </w:pPr>
       <w:r>
-        <w:t xml:space="preserve">Seuil d’escalade (55 pax) : seuil_escalade_passagers dans les matrices.</w:t>
+        <w:t xml:space="preserve">Seuil d’escalade (85 pax) : seuil_escalade_passagers dans les matrices.</w:t>
       </w:r>
     </w:p>
     <w:p>
